--- a/facilitator/demo-onboarding-checklist-2026.docx
+++ b/facilitator/demo-onboarding-checklist-2026.docx
@@ -47,7 +47,7 @@
         <w:pStyle w:val="ListBullet"/>
       </w:pPr>
       <w:r>
-        <w:t>KWD 100,000 for a discretionary portfolio. (This replaces the 2024 guide, which said KWD 50,000.)</w:t>
+        <w:t>KWD 100,000 for a discretionary portfolio.</w:t>
       </w:r>
     </w:p>
     <w:p>
